--- a/StockAI_FRD_FundamentalsAgent.docx
+++ b/StockAI_FRD_FundamentalsAgent.docx
@@ -44,7 +44,6 @@
         <w:spacing w:after="80"/>
         <w:jc w:val="center"/>
       </w:pPr>
-      <w:proofErr w:type="spellStart"/>
       <w:r>
         <w:rPr>
           <w:rFonts w:ascii="Arial" w:eastAsia="Arial" w:hAnsi="Arial" w:cs="Arial"/>
@@ -52,9 +51,14 @@
           <w:sz w:val="22"/>
           <w:szCs w:val="22"/>
         </w:rPr>
-        <w:t>StockAI</w:t>
-      </w:r>
-      <w:proofErr w:type="spellEnd"/>
+        <w:t>StockAI — Version 1.0  |  Personal Project</w:t>
+      </w:r>
+    </w:p>
+    <w:p>
+      <w:pPr>
+        <w:spacing w:after="480"/>
+        <w:jc w:val="center"/>
+      </w:pPr>
       <w:r>
         <w:rPr>
           <w:rFonts w:ascii="Arial" w:eastAsia="Arial" w:hAnsi="Arial" w:cs="Arial"/>
@@ -62,62 +66,7 @@
           <w:sz w:val="22"/>
           <w:szCs w:val="22"/>
         </w:rPr>
-        <w:t xml:space="preserve"> — Version </w:t>
-      </w:r>
-      <w:proofErr w:type="gramStart"/>
-      <w:r>
-        <w:rPr>
-          <w:rFonts w:ascii="Arial" w:eastAsia="Arial" w:hAnsi="Arial" w:cs="Arial"/>
-          <w:color w:val="888888"/>
-          <w:sz w:val="22"/>
-          <w:szCs w:val="22"/>
-        </w:rPr>
-        <w:t>1.0  |</w:t>
-      </w:r>
-      <w:proofErr w:type="gramEnd"/>
-      <w:r>
-        <w:rPr>
-          <w:rFonts w:ascii="Arial" w:eastAsia="Arial" w:hAnsi="Arial" w:cs="Arial"/>
-          <w:color w:val="888888"/>
-          <w:sz w:val="22"/>
-          <w:szCs w:val="22"/>
-        </w:rPr>
-        <w:t xml:space="preserve">  Personal Project</w:t>
-      </w:r>
-    </w:p>
-    <w:p>
-      <w:pPr>
-        <w:spacing w:after="480"/>
-        <w:jc w:val="center"/>
-      </w:pPr>
-      <w:r>
-        <w:rPr>
-          <w:rFonts w:ascii="Arial" w:eastAsia="Arial" w:hAnsi="Arial" w:cs="Arial"/>
-          <w:color w:val="888888"/>
-          <w:sz w:val="22"/>
-          <w:szCs w:val="22"/>
-        </w:rPr>
-        <w:t xml:space="preserve">May </w:t>
-      </w:r>
-      <w:proofErr w:type="gramStart"/>
-      <w:r>
-        <w:rPr>
-          <w:rFonts w:ascii="Arial" w:eastAsia="Arial" w:hAnsi="Arial" w:cs="Arial"/>
-          <w:color w:val="888888"/>
-          <w:sz w:val="22"/>
-          <w:szCs w:val="22"/>
-        </w:rPr>
-        <w:t>2026  |</w:t>
-      </w:r>
-      <w:proofErr w:type="gramEnd"/>
-      <w:r>
-        <w:rPr>
-          <w:rFonts w:ascii="Arial" w:eastAsia="Arial" w:hAnsi="Arial" w:cs="Arial"/>
-          <w:color w:val="888888"/>
-          <w:sz w:val="22"/>
-          <w:szCs w:val="22"/>
-        </w:rPr>
-        <w:t xml:space="preserve">  Status: Planning</w:t>
+        <w:t>May 2026  |  Status: Planning</w:t>
       </w:r>
     </w:p>
     <w:p>
@@ -153,79 +102,25 @@
           <w:sz w:val="22"/>
           <w:szCs w:val="22"/>
         </w:rPr>
-        <w:t xml:space="preserve">The Fundamentals Agent is the first of three data agents in the </w:t>
-      </w:r>
-      <w:proofErr w:type="spellStart"/>
+        <w:t>The Fundamentals Agent is the first of three data agents in the StockAI multi-agent platform. It retrieves core financial metrics for a given stock ticker from the Financial Modeling Prep (FMP) API, passes the raw data to an LLM to generate a signal and written rationale, and returns a structured AgentResult payload to the Supervisor Agent.</w:t>
+      </w:r>
+    </w:p>
+    <w:p>
+      <w:pPr>
+        <w:spacing w:before="60" w:after="60"/>
+      </w:pPr>
+    </w:p>
+    <w:p>
+      <w:pPr>
+        <w:spacing w:before="60" w:after="60"/>
+      </w:pPr>
       <w:r>
         <w:rPr>
           <w:rFonts w:ascii="Arial" w:eastAsia="Arial" w:hAnsi="Arial" w:cs="Arial"/>
           <w:sz w:val="22"/>
           <w:szCs w:val="22"/>
         </w:rPr>
-        <w:t>StockAI</w:t>
-      </w:r>
-      <w:proofErr w:type="spellEnd"/>
-      <w:r>
-        <w:rPr>
-          <w:rFonts w:ascii="Arial" w:eastAsia="Arial" w:hAnsi="Arial" w:cs="Arial"/>
-          <w:sz w:val="22"/>
-          <w:szCs w:val="22"/>
-        </w:rPr>
-        <w:t xml:space="preserve"> multi-agent platform. It retrieves core financial metrics for a given stock ticker from the Financial Modeling Prep (FMP) API, passes the raw data to an LLM to generate a signal and written rationale, and returns a structured </w:t>
-      </w:r>
-      <w:proofErr w:type="spellStart"/>
-      <w:r>
-        <w:rPr>
-          <w:rFonts w:ascii="Arial" w:eastAsia="Arial" w:hAnsi="Arial" w:cs="Arial"/>
-          <w:sz w:val="22"/>
-          <w:szCs w:val="22"/>
-        </w:rPr>
-        <w:t>AgentResult</w:t>
-      </w:r>
-      <w:proofErr w:type="spellEnd"/>
-      <w:r>
-        <w:rPr>
-          <w:rFonts w:ascii="Arial" w:eastAsia="Arial" w:hAnsi="Arial" w:cs="Arial"/>
-          <w:sz w:val="22"/>
-          <w:szCs w:val="22"/>
-        </w:rPr>
-        <w:t xml:space="preserve"> payload to the Supervisor Agent.</w:t>
-      </w:r>
-    </w:p>
-    <w:p>
-      <w:pPr>
-        <w:spacing w:before="60" w:after="60"/>
-      </w:pPr>
-    </w:p>
-    <w:p>
-      <w:pPr>
-        <w:spacing w:before="60" w:after="60"/>
-      </w:pPr>
-      <w:r>
-        <w:rPr>
-          <w:rFonts w:ascii="Arial" w:eastAsia="Arial" w:hAnsi="Arial" w:cs="Arial"/>
-          <w:sz w:val="22"/>
-          <w:szCs w:val="22"/>
-        </w:rPr>
-        <w:t xml:space="preserve">Each agent in the </w:t>
-      </w:r>
-      <w:proofErr w:type="spellStart"/>
-      <w:r>
-        <w:rPr>
-          <w:rFonts w:ascii="Arial" w:eastAsia="Arial" w:hAnsi="Arial" w:cs="Arial"/>
-          <w:sz w:val="22"/>
-          <w:szCs w:val="22"/>
-        </w:rPr>
-        <w:t>StockAI</w:t>
-      </w:r>
-      <w:proofErr w:type="spellEnd"/>
-      <w:r>
-        <w:rPr>
-          <w:rFonts w:ascii="Arial" w:eastAsia="Arial" w:hAnsi="Arial" w:cs="Arial"/>
-          <w:sz w:val="22"/>
-          <w:szCs w:val="22"/>
-        </w:rPr>
-        <w:t xml:space="preserve"> platform is self-contained: it fetches its own data and runs its own LLM analysis. The Supervisor Agent then re-evaluates all three agent signals together to produce the final unified investment decision.</w:t>
+        <w:t>Each agent in the StockAI platform is self-contained: it fetches its own data and runs its own LLM analysis. The Supervisor Agent then re-evaluates all three agent signals together to produce the final unified investment decision.</w:t>
       </w:r>
     </w:p>
     <w:p>
@@ -439,21 +334,7 @@
                 <w:rFonts w:ascii="Arial" w:eastAsia="Arial" w:hAnsi="Arial" w:cs="Arial"/>
                 <w:color w:val="000000"/>
               </w:rPr>
-              <w:t>backend/</w:t>
-            </w:r>
-            <w:r>
-              <w:rPr>
-                <w:rFonts w:ascii="Arial" w:eastAsia="Arial" w:hAnsi="Arial" w:cs="Arial"/>
-                <w:color w:val="000000"/>
-              </w:rPr>
-              <w:t>app/</w:t>
-            </w:r>
-            <w:r>
-              <w:rPr>
-                <w:rFonts w:ascii="Arial" w:eastAsia="Arial" w:hAnsi="Arial" w:cs="Arial"/>
-                <w:color w:val="000000"/>
-              </w:rPr>
-              <w:t>agents/fundamentals_agent.py</w:t>
+              <w:t>backend/app/agents/fundamentals_agent.py</w:t>
             </w:r>
           </w:p>
         </w:tc>
@@ -572,21 +453,12 @@
             </w:tcMar>
           </w:tcPr>
           <w:p>
-            <w:proofErr w:type="gramStart"/>
-            <w:r>
-              <w:rPr>
-                <w:rFonts w:ascii="Arial" w:eastAsia="Arial" w:hAnsi="Arial" w:cs="Arial"/>
-                <w:color w:val="000000"/>
-              </w:rPr>
-              <w:t>On-demand</w:t>
-            </w:r>
-            <w:proofErr w:type="gramEnd"/>
-            <w:r>
-              <w:rPr>
-                <w:rFonts w:ascii="Arial" w:eastAsia="Arial" w:hAnsi="Arial" w:cs="Arial"/>
-                <w:color w:val="000000"/>
-              </w:rPr>
-              <w:t xml:space="preserve"> (user initiates analysis from dashboard)</w:t>
+            <w:r>
+              <w:rPr>
+                <w:rFonts w:ascii="Arial" w:eastAsia="Arial" w:hAnsi="Arial" w:cs="Arial"/>
+                <w:color w:val="000000"/>
+              </w:rPr>
+              <w:t>On-demand (user initiates analysis from dashboard)</w:t>
             </w:r>
           </w:p>
         </w:tc>
@@ -852,25 +724,7 @@
           <w:sz w:val="22"/>
           <w:szCs w:val="22"/>
         </w:rPr>
-        <w:t xml:space="preserve">Return a structured </w:t>
-      </w:r>
-      <w:proofErr w:type="spellStart"/>
-      <w:r>
-        <w:rPr>
-          <w:rFonts w:ascii="Arial" w:eastAsia="Arial" w:hAnsi="Arial" w:cs="Arial"/>
-          <w:sz w:val="22"/>
-          <w:szCs w:val="22"/>
-        </w:rPr>
-        <w:t>AgentResult</w:t>
-      </w:r>
-      <w:proofErr w:type="spellEnd"/>
-      <w:r>
-        <w:rPr>
-          <w:rFonts w:ascii="Arial" w:eastAsia="Arial" w:hAnsi="Arial" w:cs="Arial"/>
-          <w:sz w:val="22"/>
-          <w:szCs w:val="22"/>
-        </w:rPr>
-        <w:t xml:space="preserve"> payload containing raw data, LLM signal, and summary to the Supervisor Agent</w:t>
+        <w:t>Return a structured AgentResult payload containing raw data, LLM signal, and summary to the Supervisor Agent</w:t>
       </w:r>
     </w:p>
     <w:p>
@@ -1170,23 +1024,7 @@
                 <w:rFonts w:ascii="Arial" w:eastAsia="Arial" w:hAnsi="Arial" w:cs="Arial"/>
                 <w:color w:val="000000"/>
               </w:rPr>
-              <w:t>/</w:t>
-            </w:r>
-            <w:proofErr w:type="gramStart"/>
-            <w:r>
-              <w:rPr>
-                <w:rFonts w:ascii="Arial" w:eastAsia="Arial" w:hAnsi="Arial" w:cs="Arial"/>
-                <w:color w:val="000000"/>
-              </w:rPr>
-              <w:t>income</w:t>
-            </w:r>
-            <w:proofErr w:type="gramEnd"/>
-            <w:r>
-              <w:rPr>
-                <w:rFonts w:ascii="Arial" w:eastAsia="Arial" w:hAnsi="Arial" w:cs="Arial"/>
-                <w:color w:val="000000"/>
-              </w:rPr>
-              <w:t>-statement</w:t>
+              <w:t>/income-statement</w:t>
             </w:r>
           </w:p>
         </w:tc>
@@ -1275,23 +1113,7 @@
                 <w:rFonts w:ascii="Arial" w:eastAsia="Arial" w:hAnsi="Arial" w:cs="Arial"/>
                 <w:color w:val="000000"/>
               </w:rPr>
-              <w:t>/</w:t>
-            </w:r>
-            <w:proofErr w:type="gramStart"/>
-            <w:r>
-              <w:rPr>
-                <w:rFonts w:ascii="Arial" w:eastAsia="Arial" w:hAnsi="Arial" w:cs="Arial"/>
-                <w:color w:val="000000"/>
-              </w:rPr>
-              <w:t>income</w:t>
-            </w:r>
-            <w:proofErr w:type="gramEnd"/>
-            <w:r>
-              <w:rPr>
-                <w:rFonts w:ascii="Arial" w:eastAsia="Arial" w:hAnsi="Arial" w:cs="Arial"/>
-                <w:color w:val="000000"/>
-              </w:rPr>
-              <w:t>-statement</w:t>
+              <w:t>/income-statement</w:t>
             </w:r>
           </w:p>
         </w:tc>
@@ -1380,23 +1202,7 @@
                 <w:rFonts w:ascii="Arial" w:eastAsia="Arial" w:hAnsi="Arial" w:cs="Arial"/>
                 <w:color w:val="000000"/>
               </w:rPr>
-              <w:t>/</w:t>
-            </w:r>
-            <w:proofErr w:type="gramStart"/>
-            <w:r>
-              <w:rPr>
-                <w:rFonts w:ascii="Arial" w:eastAsia="Arial" w:hAnsi="Arial" w:cs="Arial"/>
-                <w:color w:val="000000"/>
-              </w:rPr>
-              <w:t>earnings</w:t>
-            </w:r>
-            <w:proofErr w:type="gramEnd"/>
-            <w:r>
-              <w:rPr>
-                <w:rFonts w:ascii="Arial" w:eastAsia="Arial" w:hAnsi="Arial" w:cs="Arial"/>
-                <w:color w:val="000000"/>
-              </w:rPr>
-              <w:t>-surprises</w:t>
+              <w:t>/earnings-surprises</w:t>
             </w:r>
           </w:p>
         </w:tc>
@@ -1485,23 +1291,7 @@
                 <w:rFonts w:ascii="Arial" w:eastAsia="Arial" w:hAnsi="Arial" w:cs="Arial"/>
                 <w:color w:val="000000"/>
               </w:rPr>
-              <w:t>/</w:t>
-            </w:r>
-            <w:proofErr w:type="gramStart"/>
-            <w:r>
-              <w:rPr>
-                <w:rFonts w:ascii="Arial" w:eastAsia="Arial" w:hAnsi="Arial" w:cs="Arial"/>
-                <w:color w:val="000000"/>
-              </w:rPr>
-              <w:t>key</w:t>
-            </w:r>
-            <w:proofErr w:type="gramEnd"/>
-            <w:r>
-              <w:rPr>
-                <w:rFonts w:ascii="Arial" w:eastAsia="Arial" w:hAnsi="Arial" w:cs="Arial"/>
-                <w:color w:val="000000"/>
-              </w:rPr>
-              <w:t>-metrics</w:t>
+              <w:t>/key-metrics</w:t>
             </w:r>
           </w:p>
         </w:tc>
@@ -1590,23 +1380,7 @@
                 <w:rFonts w:ascii="Arial" w:eastAsia="Arial" w:hAnsi="Arial" w:cs="Arial"/>
                 <w:color w:val="000000"/>
               </w:rPr>
-              <w:t>/</w:t>
-            </w:r>
-            <w:proofErr w:type="gramStart"/>
-            <w:r>
-              <w:rPr>
-                <w:rFonts w:ascii="Arial" w:eastAsia="Arial" w:hAnsi="Arial" w:cs="Arial"/>
-                <w:color w:val="000000"/>
-              </w:rPr>
-              <w:t>cash</w:t>
-            </w:r>
-            <w:proofErr w:type="gramEnd"/>
-            <w:r>
-              <w:rPr>
-                <w:rFonts w:ascii="Arial" w:eastAsia="Arial" w:hAnsi="Arial" w:cs="Arial"/>
-                <w:color w:val="000000"/>
-              </w:rPr>
-              <w:t>-flow-statement</w:t>
+              <w:t>/cash-flow-statement</w:t>
             </w:r>
           </w:p>
         </w:tc>
@@ -1695,121 +1469,7 @@
                 <w:rFonts w:ascii="Arial" w:eastAsia="Arial" w:hAnsi="Arial" w:cs="Arial"/>
                 <w:color w:val="000000"/>
               </w:rPr>
-              <w:t>/</w:t>
-            </w:r>
-            <w:proofErr w:type="gramStart"/>
-            <w:r>
-              <w:rPr>
-                <w:rFonts w:ascii="Arial" w:eastAsia="Arial" w:hAnsi="Arial" w:cs="Arial"/>
-                <w:color w:val="000000"/>
-              </w:rPr>
-              <w:t>profile</w:t>
-            </w:r>
-            <w:proofErr w:type="gramEnd"/>
-          </w:p>
-        </w:tc>
-      </w:tr>
-      <w:tr>
-        <w:tblPrEx>
-          <w:tblCellMar>
-            <w:top w:w="0" w:type="dxa"/>
-            <w:bottom w:w="0" w:type="dxa"/>
-          </w:tblCellMar>
-        </w:tblPrEx>
-        <w:tc>
-          <w:tcPr>
-            <w:tcW w:w="3120" w:type="dxa"/>
-            <w:tcBorders>
-              <w:top w:val="single" w:sz="1" w:space="0" w:color="CCCCCC"/>
-              <w:left w:val="single" w:sz="1" w:space="0" w:color="CCCCCC"/>
-              <w:bottom w:val="single" w:sz="1" w:space="0" w:color="CCCCCC"/>
-              <w:right w:val="single" w:sz="1" w:space="0" w:color="CCCCCC"/>
-            </w:tcBorders>
-            <w:shd w:val="clear" w:color="auto" w:fill="FFFFFF"/>
-            <w:tcMar>
-              <w:top w:w="80" w:type="dxa"/>
-              <w:left w:w="120" w:type="dxa"/>
-              <w:bottom w:w="80" w:type="dxa"/>
-              <w:right w:w="120" w:type="dxa"/>
-            </w:tcMar>
-          </w:tcPr>
-          <w:p>
-            <w:r>
-              <w:rPr>
-                <w:rFonts w:ascii="Arial" w:eastAsia="Arial" w:hAnsi="Arial" w:cs="Arial"/>
-                <w:color w:val="000000"/>
-              </w:rPr>
-              <w:t>Insider Trading Activity</w:t>
-            </w:r>
-          </w:p>
-        </w:tc>
-        <w:tc>
-          <w:tcPr>
-            <w:tcW w:w="3120" w:type="dxa"/>
-            <w:tcBorders>
-              <w:top w:val="single" w:sz="1" w:space="0" w:color="CCCCCC"/>
-              <w:left w:val="single" w:sz="1" w:space="0" w:color="CCCCCC"/>
-              <w:bottom w:val="single" w:sz="1" w:space="0" w:color="CCCCCC"/>
-              <w:right w:val="single" w:sz="1" w:space="0" w:color="CCCCCC"/>
-            </w:tcBorders>
-            <w:shd w:val="clear" w:color="auto" w:fill="FFFFFF"/>
-            <w:tcMar>
-              <w:top w:w="80" w:type="dxa"/>
-              <w:left w:w="120" w:type="dxa"/>
-              <w:bottom w:w="80" w:type="dxa"/>
-              <w:right w:w="120" w:type="dxa"/>
-            </w:tcMar>
-          </w:tcPr>
-          <w:p>
-            <w:r>
-              <w:rPr>
-                <w:rFonts w:ascii="Arial" w:eastAsia="Arial" w:hAnsi="Arial" w:cs="Arial"/>
-                <w:color w:val="000000"/>
-              </w:rPr>
-              <w:t>Recent executive buy/sell transactions</w:t>
-            </w:r>
-          </w:p>
-        </w:tc>
-        <w:tc>
-          <w:tcPr>
-            <w:tcW w:w="3120" w:type="dxa"/>
-            <w:tcBorders>
-              <w:top w:val="single" w:sz="1" w:space="0" w:color="CCCCCC"/>
-              <w:left w:val="single" w:sz="1" w:space="0" w:color="CCCCCC"/>
-              <w:bottom w:val="single" w:sz="1" w:space="0" w:color="CCCCCC"/>
-              <w:right w:val="single" w:sz="1" w:space="0" w:color="CCCCCC"/>
-            </w:tcBorders>
-            <w:shd w:val="clear" w:color="auto" w:fill="FFFFFF"/>
-            <w:tcMar>
-              <w:top w:w="80" w:type="dxa"/>
-              <w:left w:w="120" w:type="dxa"/>
-              <w:bottom w:w="80" w:type="dxa"/>
-              <w:right w:w="120" w:type="dxa"/>
-            </w:tcMar>
-          </w:tcPr>
-          <w:p>
-            <w:r>
-              <w:rPr>
-                <w:rFonts w:ascii="Arial" w:eastAsia="Arial" w:hAnsi="Arial" w:cs="Arial"/>
-                <w:color w:val="000000"/>
-              </w:rPr>
-              <w:t>/</w:t>
-            </w:r>
-            <w:proofErr w:type="gramStart"/>
-            <w:r>
-              <w:rPr>
-                <w:rFonts w:ascii="Arial" w:eastAsia="Arial" w:hAnsi="Arial" w:cs="Arial"/>
-                <w:color w:val="000000"/>
-              </w:rPr>
-              <w:t>insider</w:t>
-            </w:r>
-            <w:proofErr w:type="gramEnd"/>
-            <w:r>
-              <w:rPr>
-                <w:rFonts w:ascii="Arial" w:eastAsia="Arial" w:hAnsi="Arial" w:cs="Arial"/>
-                <w:color w:val="000000"/>
-              </w:rPr>
-              <w:t>-trading</w:t>
+              <w:t>/profile</w:t>
             </w:r>
           </w:p>
         </w:tc>
@@ -1863,25 +1523,7 @@
           <w:sz w:val="22"/>
           <w:szCs w:val="22"/>
         </w:rPr>
-        <w:t xml:space="preserve">The agent receives a single input: a stock ticker symbol (e.g. NVDA, AAPL) passed as a string from the </w:t>
-      </w:r>
-      <w:proofErr w:type="spellStart"/>
-      <w:r>
-        <w:rPr>
-          <w:rFonts w:ascii="Arial" w:eastAsia="Arial" w:hAnsi="Arial" w:cs="Arial"/>
-          <w:sz w:val="22"/>
-          <w:szCs w:val="22"/>
-        </w:rPr>
-        <w:t>LangGraph</w:t>
-      </w:r>
-      <w:proofErr w:type="spellEnd"/>
-      <w:r>
-        <w:rPr>
-          <w:rFonts w:ascii="Arial" w:eastAsia="Arial" w:hAnsi="Arial" w:cs="Arial"/>
-          <w:sz w:val="22"/>
-          <w:szCs w:val="22"/>
-        </w:rPr>
-        <w:t xml:space="preserve"> graph orchestrator.</w:t>
+        <w:t>The agent receives a single input: a stock ticker symbol (e.g. NVDA, AAPL) passed as a string from the LangGraph graph orchestrator.</w:t>
       </w:r>
     </w:p>
     <w:p>
@@ -1919,25 +1561,7 @@
           <w:sz w:val="22"/>
           <w:szCs w:val="22"/>
         </w:rPr>
-        <w:t xml:space="preserve">Receive ticker from </w:t>
-      </w:r>
-      <w:proofErr w:type="spellStart"/>
-      <w:r>
-        <w:rPr>
-          <w:rFonts w:ascii="Arial" w:eastAsia="Arial" w:hAnsi="Arial" w:cs="Arial"/>
-          <w:sz w:val="22"/>
-          <w:szCs w:val="22"/>
-        </w:rPr>
-        <w:t>LangGraph</w:t>
-      </w:r>
-      <w:proofErr w:type="spellEnd"/>
-      <w:r>
-        <w:rPr>
-          <w:rFonts w:ascii="Arial" w:eastAsia="Arial" w:hAnsi="Arial" w:cs="Arial"/>
-          <w:sz w:val="22"/>
-          <w:szCs w:val="22"/>
-        </w:rPr>
-        <w:t xml:space="preserve"> graph state</w:t>
+        <w:t>Receive ticker from LangGraph graph state</w:t>
       </w:r>
     </w:p>
     <w:p>
@@ -1991,25 +1615,7 @@
           <w:sz w:val="22"/>
           <w:szCs w:val="22"/>
         </w:rPr>
-        <w:t xml:space="preserve">If retry </w:t>
-      </w:r>
-      <w:proofErr w:type="gramStart"/>
-      <w:r>
-        <w:rPr>
-          <w:rFonts w:ascii="Arial" w:eastAsia="Arial" w:hAnsi="Arial" w:cs="Arial"/>
-          <w:sz w:val="22"/>
-          <w:szCs w:val="22"/>
-        </w:rPr>
-        <w:t>fails:</w:t>
-      </w:r>
-      <w:proofErr w:type="gramEnd"/>
-      <w:r>
-        <w:rPr>
-          <w:rFonts w:ascii="Arial" w:eastAsia="Arial" w:hAnsi="Arial" w:cs="Arial"/>
-          <w:sz w:val="22"/>
-          <w:szCs w:val="22"/>
-        </w:rPr>
-        <w:t xml:space="preserve"> mark that metric as null and set error flag in payload</w:t>
+        <w:t>If retry fails: mark that metric as null and set error flag in payload</w:t>
       </w:r>
     </w:p>
     <w:p>
@@ -2081,43 +1687,7 @@
           <w:sz w:val="22"/>
           <w:szCs w:val="22"/>
         </w:rPr>
-        <w:t xml:space="preserve">Wrap everything into an </w:t>
-      </w:r>
-      <w:proofErr w:type="spellStart"/>
-      <w:r>
-        <w:rPr>
-          <w:rFonts w:ascii="Arial" w:eastAsia="Arial" w:hAnsi="Arial" w:cs="Arial"/>
-          <w:sz w:val="22"/>
-          <w:szCs w:val="22"/>
-        </w:rPr>
-        <w:t>AgentResult</w:t>
-      </w:r>
-      <w:proofErr w:type="spellEnd"/>
-      <w:r>
-        <w:rPr>
-          <w:rFonts w:ascii="Arial" w:eastAsia="Arial" w:hAnsi="Arial" w:cs="Arial"/>
-          <w:sz w:val="22"/>
-          <w:szCs w:val="22"/>
-        </w:rPr>
-        <w:t xml:space="preserve"> and return to </w:t>
-      </w:r>
-      <w:proofErr w:type="spellStart"/>
-      <w:r>
-        <w:rPr>
-          <w:rFonts w:ascii="Arial" w:eastAsia="Arial" w:hAnsi="Arial" w:cs="Arial"/>
-          <w:sz w:val="22"/>
-          <w:szCs w:val="22"/>
-        </w:rPr>
-        <w:t>LangGraph</w:t>
-      </w:r>
-      <w:proofErr w:type="spellEnd"/>
-      <w:r>
-        <w:rPr>
-          <w:rFonts w:ascii="Arial" w:eastAsia="Arial" w:hAnsi="Arial" w:cs="Arial"/>
-          <w:sz w:val="22"/>
-          <w:szCs w:val="22"/>
-        </w:rPr>
-        <w:t xml:space="preserve"> graph state</w:t>
+        <w:t>Wrap everything into an AgentResult and return to LangGraph graph state</w:t>
       </w:r>
     </w:p>
     <w:p>
@@ -2150,25 +1720,7 @@
           <w:sz w:val="22"/>
           <w:szCs w:val="22"/>
         </w:rPr>
-        <w:t xml:space="preserve">The agent returns an </w:t>
-      </w:r>
-      <w:proofErr w:type="spellStart"/>
-      <w:r>
-        <w:rPr>
-          <w:rFonts w:ascii="Arial" w:eastAsia="Arial" w:hAnsi="Arial" w:cs="Arial"/>
-          <w:sz w:val="22"/>
-          <w:szCs w:val="22"/>
-        </w:rPr>
-        <w:t>AgentResult</w:t>
-      </w:r>
-      <w:proofErr w:type="spellEnd"/>
-      <w:r>
-        <w:rPr>
-          <w:rFonts w:ascii="Arial" w:eastAsia="Arial" w:hAnsi="Arial" w:cs="Arial"/>
-          <w:sz w:val="22"/>
-          <w:szCs w:val="22"/>
-        </w:rPr>
-        <w:t xml:space="preserve"> object with the following structure:</w:t>
+        <w:t>The agent returns an AgentResult object with the following structure:</w:t>
       </w:r>
     </w:p>
     <w:p>
@@ -2182,8 +1734,6 @@
         <w:spacing w:before="80" w:after="80"/>
         <w:ind w:left="360"/>
       </w:pPr>
-      <w:proofErr w:type="spellStart"/>
-      <w:proofErr w:type="gramStart"/>
       <w:r>
         <w:rPr>
           <w:rFonts w:ascii="Courier New" w:eastAsia="Courier New" w:hAnsi="Courier New" w:cs="Courier New"/>
@@ -2191,9 +1741,15 @@
           <w:sz w:val="18"/>
           <w:szCs w:val="18"/>
         </w:rPr>
-        <w:t>AgentResult</w:t>
-      </w:r>
-      <w:proofErr w:type="spellEnd"/>
+        <w:t>AgentResult(</w:t>
+      </w:r>
+    </w:p>
+    <w:p>
+      <w:pPr>
+        <w:shd w:val="clear" w:color="auto" w:fill="F0F4F8"/>
+        <w:spacing w:before="80" w:after="80"/>
+        <w:ind w:left="360"/>
+      </w:pPr>
       <w:r>
         <w:rPr>
           <w:rFonts w:ascii="Courier New" w:eastAsia="Courier New" w:hAnsi="Courier New" w:cs="Courier New"/>
@@ -2201,9 +1757,8 @@
           <w:sz w:val="18"/>
           <w:szCs w:val="18"/>
         </w:rPr>
-        <w:t>(</w:t>
-      </w:r>
-      <w:proofErr w:type="gramEnd"/>
+        <w:t xml:space="preserve">  agent="fundamentals",</w:t>
+      </w:r>
     </w:p>
     <w:p>
       <w:pPr>
@@ -2218,7 +1773,7 @@
           <w:sz w:val="18"/>
           <w:szCs w:val="18"/>
         </w:rPr>
-        <w:t xml:space="preserve">  agent="fundamentals",</w:t>
+        <w:t xml:space="preserve">  ticker="AAPL",</w:t>
       </w:r>
     </w:p>
     <w:p>
@@ -2234,7 +1789,7 @@
           <w:sz w:val="18"/>
           <w:szCs w:val="18"/>
         </w:rPr>
-        <w:t xml:space="preserve">  ticker="AAPL",</w:t>
+        <w:t xml:space="preserve">  signal=&lt;bullish|bearish|neutral&gt;,   # generated by LLM</w:t>
       </w:r>
     </w:p>
     <w:p>
@@ -2250,9 +1805,15 @@
           <w:sz w:val="18"/>
           <w:szCs w:val="18"/>
         </w:rPr>
-        <w:t xml:space="preserve">  signal=&lt;</w:t>
-      </w:r>
-      <w:proofErr w:type="spellStart"/>
+        <w:t xml:space="preserve">  summary="&lt;written rationale&gt;",       # generated by LLM</w:t>
+      </w:r>
+    </w:p>
+    <w:p>
+      <w:pPr>
+        <w:shd w:val="clear" w:color="auto" w:fill="F0F4F8"/>
+        <w:spacing w:before="80" w:after="80"/>
+        <w:ind w:left="360"/>
+      </w:pPr>
       <w:r>
         <w:rPr>
           <w:rFonts w:ascii="Courier New" w:eastAsia="Courier New" w:hAnsi="Courier New" w:cs="Courier New"/>
@@ -2260,10 +1821,15 @@
           <w:sz w:val="18"/>
           <w:szCs w:val="18"/>
         </w:rPr>
-        <w:t>bullish|bearish|neutral</w:t>
-      </w:r>
-      <w:proofErr w:type="spellEnd"/>
-      <w:proofErr w:type="gramStart"/>
+        <w:t xml:space="preserve">  data={</w:t>
+      </w:r>
+    </w:p>
+    <w:p>
+      <w:pPr>
+        <w:shd w:val="clear" w:color="auto" w:fill="F0F4F8"/>
+        <w:spacing w:before="80" w:after="80"/>
+        <w:ind w:left="360"/>
+      </w:pPr>
       <w:r>
         <w:rPr>
           <w:rFonts w:ascii="Courier New" w:eastAsia="Courier New" w:hAnsi="Courier New" w:cs="Courier New"/>
@@ -2271,9 +1837,15 @@
           <w:sz w:val="18"/>
           <w:szCs w:val="18"/>
         </w:rPr>
-        <w:t xml:space="preserve">&gt;,   </w:t>
-      </w:r>
-      <w:proofErr w:type="gramEnd"/>
+        <w:t xml:space="preserve">    "profile": [...],                  # raw FMP data</w:t>
+      </w:r>
+    </w:p>
+    <w:p>
+      <w:pPr>
+        <w:shd w:val="clear" w:color="auto" w:fill="F0F4F8"/>
+        <w:spacing w:before="80" w:after="80"/>
+        <w:ind w:left="360"/>
+      </w:pPr>
       <w:r>
         <w:rPr>
           <w:rFonts w:ascii="Courier New" w:eastAsia="Courier New" w:hAnsi="Courier New" w:cs="Courier New"/>
@@ -2281,7 +1853,7 @@
           <w:sz w:val="18"/>
           <w:szCs w:val="18"/>
         </w:rPr>
-        <w:t># generated by LLM</w:t>
+        <w:t xml:space="preserve">    "income_statement": [...],</w:t>
       </w:r>
     </w:p>
     <w:p>
@@ -2297,9 +1869,15 @@
           <w:sz w:val="18"/>
           <w:szCs w:val="18"/>
         </w:rPr>
-        <w:t xml:space="preserve">  summary="&lt;written rationale&gt;</w:t>
-      </w:r>
-      <w:proofErr w:type="gramStart"/>
+        <w:t xml:space="preserve">    "ratios_ttm": [...],</w:t>
+      </w:r>
+    </w:p>
+    <w:p>
+      <w:pPr>
+        <w:shd w:val="clear" w:color="auto" w:fill="F0F4F8"/>
+        <w:spacing w:before="80" w:after="80"/>
+        <w:ind w:left="360"/>
+      </w:pPr>
       <w:r>
         <w:rPr>
           <w:rFonts w:ascii="Courier New" w:eastAsia="Courier New" w:hAnsi="Courier New" w:cs="Courier New"/>
@@ -2307,9 +1885,15 @@
           <w:sz w:val="18"/>
           <w:szCs w:val="18"/>
         </w:rPr>
-        <w:t xml:space="preserve">",   </w:t>
-      </w:r>
-      <w:proofErr w:type="gramEnd"/>
+        <w:t xml:space="preserve">    "cash_flow": [...],</w:t>
+      </w:r>
+    </w:p>
+    <w:p>
+      <w:pPr>
+        <w:shd w:val="clear" w:color="auto" w:fill="F0F4F8"/>
+        <w:spacing w:before="80" w:after="80"/>
+        <w:ind w:left="360"/>
+      </w:pPr>
       <w:r>
         <w:rPr>
           <w:rFonts w:ascii="Courier New" w:eastAsia="Courier New" w:hAnsi="Courier New" w:cs="Courier New"/>
@@ -2317,7 +1901,7 @@
           <w:sz w:val="18"/>
           <w:szCs w:val="18"/>
         </w:rPr>
-        <w:t xml:space="preserve">    # generated by LLM</w:t>
+        <w:t xml:space="preserve">    "llm_raw": "&lt;raw LLM response text&gt;",</w:t>
       </w:r>
     </w:p>
     <w:p>
@@ -2333,356 +1917,7 @@
           <w:sz w:val="18"/>
           <w:szCs w:val="18"/>
         </w:rPr>
-        <w:t xml:space="preserve">  data</w:t>
-      </w:r>
-      <w:proofErr w:type="gramStart"/>
-      <w:r>
-        <w:rPr>
-          <w:rFonts w:ascii="Courier New" w:eastAsia="Courier New" w:hAnsi="Courier New" w:cs="Courier New"/>
-          <w:color w:val="2E4057"/>
-          <w:sz w:val="18"/>
-          <w:szCs w:val="18"/>
-        </w:rPr>
-        <w:t>={</w:t>
-      </w:r>
-      <w:proofErr w:type="gramEnd"/>
-    </w:p>
-    <w:p>
-      <w:pPr>
-        <w:shd w:val="clear" w:color="auto" w:fill="F0F4F8"/>
-        <w:spacing w:before="80" w:after="80"/>
-        <w:ind w:left="360"/>
-      </w:pPr>
-      <w:r>
-        <w:rPr>
-          <w:rFonts w:ascii="Courier New" w:eastAsia="Courier New" w:hAnsi="Courier New" w:cs="Courier New"/>
-          <w:color w:val="2E4057"/>
-          <w:sz w:val="18"/>
-          <w:szCs w:val="18"/>
-        </w:rPr>
-        <w:t xml:space="preserve">    "profile": </w:t>
-      </w:r>
-      <w:proofErr w:type="gramStart"/>
-      <w:r>
-        <w:rPr>
-          <w:rFonts w:ascii="Courier New" w:eastAsia="Courier New" w:hAnsi="Courier New" w:cs="Courier New"/>
-          <w:color w:val="2E4057"/>
-          <w:sz w:val="18"/>
-          <w:szCs w:val="18"/>
-        </w:rPr>
-        <w:t xml:space="preserve">[...],   </w:t>
-      </w:r>
-      <w:proofErr w:type="gramEnd"/>
-      <w:r>
-        <w:rPr>
-          <w:rFonts w:ascii="Courier New" w:eastAsia="Courier New" w:hAnsi="Courier New" w:cs="Courier New"/>
-          <w:color w:val="2E4057"/>
-          <w:sz w:val="18"/>
-          <w:szCs w:val="18"/>
-        </w:rPr>
-        <w:t xml:space="preserve">               # raw FMP data</w:t>
-      </w:r>
-    </w:p>
-    <w:p>
-      <w:pPr>
-        <w:shd w:val="clear" w:color="auto" w:fill="F0F4F8"/>
-        <w:spacing w:before="80" w:after="80"/>
-        <w:ind w:left="360"/>
-      </w:pPr>
-      <w:r>
-        <w:rPr>
-          <w:rFonts w:ascii="Courier New" w:eastAsia="Courier New" w:hAnsi="Courier New" w:cs="Courier New"/>
-          <w:color w:val="2E4057"/>
-          <w:sz w:val="18"/>
-          <w:szCs w:val="18"/>
-        </w:rPr>
-        <w:t xml:space="preserve">    "</w:t>
-      </w:r>
-      <w:proofErr w:type="spellStart"/>
-      <w:proofErr w:type="gramStart"/>
-      <w:r>
-        <w:rPr>
-          <w:rFonts w:ascii="Courier New" w:eastAsia="Courier New" w:hAnsi="Courier New" w:cs="Courier New"/>
-          <w:color w:val="2E4057"/>
-          <w:sz w:val="18"/>
-          <w:szCs w:val="18"/>
-        </w:rPr>
-        <w:t>income</w:t>
-      </w:r>
-      <w:proofErr w:type="gramEnd"/>
-      <w:r>
-        <w:rPr>
-          <w:rFonts w:ascii="Courier New" w:eastAsia="Courier New" w:hAnsi="Courier New" w:cs="Courier New"/>
-          <w:color w:val="2E4057"/>
-          <w:sz w:val="18"/>
-          <w:szCs w:val="18"/>
-        </w:rPr>
-        <w:t>_statement</w:t>
-      </w:r>
-      <w:proofErr w:type="spellEnd"/>
-      <w:r>
-        <w:rPr>
-          <w:rFonts w:ascii="Courier New" w:eastAsia="Courier New" w:hAnsi="Courier New" w:cs="Courier New"/>
-          <w:color w:val="2E4057"/>
-          <w:sz w:val="18"/>
-          <w:szCs w:val="18"/>
-        </w:rPr>
-        <w:t>": [...],</w:t>
-      </w:r>
-    </w:p>
-    <w:p>
-      <w:pPr>
-        <w:shd w:val="clear" w:color="auto" w:fill="F0F4F8"/>
-        <w:spacing w:before="80" w:after="80"/>
-        <w:ind w:left="360"/>
-      </w:pPr>
-      <w:r>
-        <w:rPr>
-          <w:rFonts w:ascii="Courier New" w:eastAsia="Courier New" w:hAnsi="Courier New" w:cs="Courier New"/>
-          <w:color w:val="2E4057"/>
-          <w:sz w:val="18"/>
-          <w:szCs w:val="18"/>
-        </w:rPr>
-        <w:t xml:space="preserve">    "</w:t>
-      </w:r>
-      <w:proofErr w:type="spellStart"/>
-      <w:proofErr w:type="gramStart"/>
-      <w:r>
-        <w:rPr>
-          <w:rFonts w:ascii="Courier New" w:eastAsia="Courier New" w:hAnsi="Courier New" w:cs="Courier New"/>
-          <w:color w:val="2E4057"/>
-          <w:sz w:val="18"/>
-          <w:szCs w:val="18"/>
-        </w:rPr>
-        <w:t>ratios</w:t>
-      </w:r>
-      <w:proofErr w:type="gramEnd"/>
-      <w:r>
-        <w:rPr>
-          <w:rFonts w:ascii="Courier New" w:eastAsia="Courier New" w:hAnsi="Courier New" w:cs="Courier New"/>
-          <w:color w:val="2E4057"/>
-          <w:sz w:val="18"/>
-          <w:szCs w:val="18"/>
-        </w:rPr>
-        <w:t>_ttm</w:t>
-      </w:r>
-      <w:proofErr w:type="spellEnd"/>
-      <w:r>
-        <w:rPr>
-          <w:rFonts w:ascii="Courier New" w:eastAsia="Courier New" w:hAnsi="Courier New" w:cs="Courier New"/>
-          <w:color w:val="2E4057"/>
-          <w:sz w:val="18"/>
-          <w:szCs w:val="18"/>
-        </w:rPr>
-        <w:t>": [...],</w:t>
-      </w:r>
-    </w:p>
-    <w:p>
-      <w:pPr>
-        <w:shd w:val="clear" w:color="auto" w:fill="F0F4F8"/>
-        <w:spacing w:before="80" w:after="80"/>
-        <w:ind w:left="360"/>
-      </w:pPr>
-      <w:r>
-        <w:rPr>
-          <w:rFonts w:ascii="Courier New" w:eastAsia="Courier New" w:hAnsi="Courier New" w:cs="Courier New"/>
-          <w:color w:val="2E4057"/>
-          <w:sz w:val="18"/>
-          <w:szCs w:val="18"/>
-        </w:rPr>
-        <w:t xml:space="preserve">    "</w:t>
-      </w:r>
-      <w:proofErr w:type="spellStart"/>
-      <w:proofErr w:type="gramStart"/>
-      <w:r>
-        <w:rPr>
-          <w:rFonts w:ascii="Courier New" w:eastAsia="Courier New" w:hAnsi="Courier New" w:cs="Courier New"/>
-          <w:color w:val="2E4057"/>
-          <w:sz w:val="18"/>
-          <w:szCs w:val="18"/>
-        </w:rPr>
-        <w:t>cash</w:t>
-      </w:r>
-      <w:proofErr w:type="gramEnd"/>
-      <w:r>
-        <w:rPr>
-          <w:rFonts w:ascii="Courier New" w:eastAsia="Courier New" w:hAnsi="Courier New" w:cs="Courier New"/>
-          <w:color w:val="2E4057"/>
-          <w:sz w:val="18"/>
-          <w:szCs w:val="18"/>
-        </w:rPr>
-        <w:t>_flow</w:t>
-      </w:r>
-      <w:proofErr w:type="spellEnd"/>
-      <w:r>
-        <w:rPr>
-          <w:rFonts w:ascii="Courier New" w:eastAsia="Courier New" w:hAnsi="Courier New" w:cs="Courier New"/>
-          <w:color w:val="2E4057"/>
-          <w:sz w:val="18"/>
-          <w:szCs w:val="18"/>
-        </w:rPr>
-        <w:t>": [...],</w:t>
-      </w:r>
-    </w:p>
-    <w:p>
-      <w:pPr>
-        <w:shd w:val="clear" w:color="auto" w:fill="F0F4F8"/>
-        <w:spacing w:before="80" w:after="80"/>
-        <w:ind w:left="360"/>
-      </w:pPr>
-      <w:r>
-        <w:rPr>
-          <w:rFonts w:ascii="Courier New" w:eastAsia="Courier New" w:hAnsi="Courier New" w:cs="Courier New"/>
-          <w:color w:val="2E4057"/>
-          <w:sz w:val="18"/>
-          <w:szCs w:val="18"/>
-        </w:rPr>
-        <w:t xml:space="preserve">    "</w:t>
-      </w:r>
-      <w:proofErr w:type="spellStart"/>
-      <w:proofErr w:type="gramStart"/>
-      <w:r>
-        <w:rPr>
-          <w:rFonts w:ascii="Courier New" w:eastAsia="Courier New" w:hAnsi="Courier New" w:cs="Courier New"/>
-          <w:color w:val="2E4057"/>
-          <w:sz w:val="18"/>
-          <w:szCs w:val="18"/>
-        </w:rPr>
-        <w:t>insider</w:t>
-      </w:r>
-      <w:proofErr w:type="gramEnd"/>
-      <w:r>
-        <w:rPr>
-          <w:rFonts w:ascii="Courier New" w:eastAsia="Courier New" w:hAnsi="Courier New" w:cs="Courier New"/>
-          <w:color w:val="2E4057"/>
-          <w:sz w:val="18"/>
-          <w:szCs w:val="18"/>
-        </w:rPr>
-        <w:t>_trading</w:t>
-      </w:r>
-      <w:proofErr w:type="spellEnd"/>
-      <w:r>
-        <w:rPr>
-          <w:rFonts w:ascii="Courier New" w:eastAsia="Courier New" w:hAnsi="Courier New" w:cs="Courier New"/>
-          <w:color w:val="2E4057"/>
-          <w:sz w:val="18"/>
-          <w:szCs w:val="18"/>
-        </w:rPr>
-        <w:t>": [...],</w:t>
-      </w:r>
-    </w:p>
-    <w:p>
-      <w:pPr>
-        <w:shd w:val="clear" w:color="auto" w:fill="F0F4F8"/>
-        <w:spacing w:before="80" w:after="80"/>
-        <w:ind w:left="360"/>
-      </w:pPr>
-      <w:r>
-        <w:rPr>
-          <w:rFonts w:ascii="Courier New" w:eastAsia="Courier New" w:hAnsi="Courier New" w:cs="Courier New"/>
-          <w:color w:val="2E4057"/>
-          <w:sz w:val="18"/>
-          <w:szCs w:val="18"/>
-        </w:rPr>
-        <w:t xml:space="preserve">    "</w:t>
-      </w:r>
-      <w:proofErr w:type="spellStart"/>
-      <w:proofErr w:type="gramStart"/>
-      <w:r>
-        <w:rPr>
-          <w:rFonts w:ascii="Courier New" w:eastAsia="Courier New" w:hAnsi="Courier New" w:cs="Courier New"/>
-          <w:color w:val="2E4057"/>
-          <w:sz w:val="18"/>
-          <w:szCs w:val="18"/>
-        </w:rPr>
-        <w:t>llm</w:t>
-      </w:r>
-      <w:proofErr w:type="gramEnd"/>
-      <w:r>
-        <w:rPr>
-          <w:rFonts w:ascii="Courier New" w:eastAsia="Courier New" w:hAnsi="Courier New" w:cs="Courier New"/>
-          <w:color w:val="2E4057"/>
-          <w:sz w:val="18"/>
-          <w:szCs w:val="18"/>
-        </w:rPr>
-        <w:t>_raw</w:t>
-      </w:r>
-      <w:proofErr w:type="spellEnd"/>
-      <w:r>
-        <w:rPr>
-          <w:rFonts w:ascii="Courier New" w:eastAsia="Courier New" w:hAnsi="Courier New" w:cs="Courier New"/>
-          <w:color w:val="2E4057"/>
-          <w:sz w:val="18"/>
-          <w:szCs w:val="18"/>
-        </w:rPr>
-        <w:t>": "&lt;raw LLM response text&gt;",</w:t>
-      </w:r>
-    </w:p>
-    <w:p>
-      <w:pPr>
-        <w:shd w:val="clear" w:color="auto" w:fill="F0F4F8"/>
-        <w:spacing w:before="80" w:after="80"/>
-        <w:ind w:left="360"/>
-      </w:pPr>
-      <w:r>
-        <w:rPr>
-          <w:rFonts w:ascii="Courier New" w:eastAsia="Courier New" w:hAnsi="Courier New" w:cs="Courier New"/>
-          <w:color w:val="2E4057"/>
-          <w:sz w:val="18"/>
-          <w:szCs w:val="18"/>
-        </w:rPr>
-        <w:t xml:space="preserve">    "</w:t>
-      </w:r>
-      <w:proofErr w:type="spellStart"/>
-      <w:proofErr w:type="gramStart"/>
-      <w:r>
-        <w:rPr>
-          <w:rFonts w:ascii="Courier New" w:eastAsia="Courier New" w:hAnsi="Courier New" w:cs="Courier New"/>
-          <w:color w:val="2E4057"/>
-          <w:sz w:val="18"/>
-          <w:szCs w:val="18"/>
-        </w:rPr>
-        <w:t>llm</w:t>
-      </w:r>
-      <w:proofErr w:type="gramEnd"/>
-      <w:r>
-        <w:rPr>
-          <w:rFonts w:ascii="Courier New" w:eastAsia="Courier New" w:hAnsi="Courier New" w:cs="Courier New"/>
-          <w:color w:val="2E4057"/>
-          <w:sz w:val="18"/>
-          <w:szCs w:val="18"/>
-        </w:rPr>
-        <w:t>_parsed</w:t>
-      </w:r>
-      <w:proofErr w:type="spellEnd"/>
-      <w:r>
-        <w:rPr>
-          <w:rFonts w:ascii="Courier New" w:eastAsia="Courier New" w:hAnsi="Courier New" w:cs="Courier New"/>
-          <w:color w:val="2E4057"/>
-          <w:sz w:val="18"/>
-          <w:szCs w:val="18"/>
-        </w:rPr>
-        <w:t xml:space="preserve">": </w:t>
-      </w:r>
-      <w:proofErr w:type="gramStart"/>
-      <w:r>
-        <w:rPr>
-          <w:rFonts w:ascii="Courier New" w:eastAsia="Courier New" w:hAnsi="Courier New" w:cs="Courier New"/>
-          <w:color w:val="2E4057"/>
-          <w:sz w:val="18"/>
-          <w:szCs w:val="18"/>
-        </w:rPr>
-        <w:t xml:space="preserve">{...},   </w:t>
-      </w:r>
-      <w:proofErr w:type="gramEnd"/>
-      <w:r>
-        <w:rPr>
-          <w:rFonts w:ascii="Courier New" w:eastAsia="Courier New" w:hAnsi="Courier New" w:cs="Courier New"/>
-          <w:color w:val="2E4057"/>
-          <w:sz w:val="18"/>
-          <w:szCs w:val="18"/>
-        </w:rPr>
-        <w:t xml:space="preserve">            # parsed signal + rationale</w:t>
+        <w:t xml:space="preserve">    "llm_parsed": {...},               # parsed signal + rationale</w:t>
       </w:r>
     </w:p>
     <w:p>
@@ -3083,17 +2318,8 @@
                 <w:rFonts w:ascii="Arial" w:eastAsia="Arial" w:hAnsi="Arial" w:cs="Arial"/>
                 <w:color w:val="000000"/>
               </w:rPr>
-              <w:t xml:space="preserve">One API call fails after </w:t>
-            </w:r>
-            <w:proofErr w:type="gramStart"/>
-            <w:r>
-              <w:rPr>
-                <w:rFonts w:ascii="Arial" w:eastAsia="Arial" w:hAnsi="Arial" w:cs="Arial"/>
-                <w:color w:val="000000"/>
-              </w:rPr>
-              <w:t>retry</w:t>
-            </w:r>
-            <w:proofErr w:type="gramEnd"/>
+              <w:t>One API call fails after retry</w:t>
+            </w:r>
           </w:p>
         </w:tc>
         <w:tc>
@@ -3435,13 +2661,6 @@
           <w:szCs w:val="22"/>
         </w:rPr>
         <w:t xml:space="preserve">A status of partial means the Supervisor Agent will receive whatever data was successfully collected alongside the LLM signal if it was generated. If the LLM call itself fails, signal and </w:t>
-      </w:r>
-      <w:r>
-        <w:rPr>
-          <w:rFonts w:ascii="Arial" w:eastAsia="Arial" w:hAnsi="Arial" w:cs="Arial"/>
-          <w:sz w:val="22"/>
-          <w:szCs w:val="22"/>
-        </w:rPr>
         <w:lastRenderedPageBreak/>
         <w:t>summary will be null and status will be partial. The Supervisor Agent is responsible for deciding how to handle missing or null signals when producing its final decision.</w:t>
       </w:r>
@@ -3675,21 +2894,7 @@
                 <w:rFonts w:ascii="Arial" w:eastAsia="Arial" w:hAnsi="Arial" w:cs="Arial"/>
                 <w:color w:val="000000"/>
               </w:rPr>
-              <w:t>https://financialmodelingprep.com/</w:t>
-            </w:r>
-            <w:r>
-              <w:rPr>
-                <w:rFonts w:ascii="Arial" w:eastAsia="Arial" w:hAnsi="Arial" w:cs="Arial"/>
-                <w:color w:val="000000"/>
-              </w:rPr>
-              <w:t>stable</w:t>
-            </w:r>
-            <w:r>
-              <w:rPr>
-                <w:rFonts w:ascii="Arial" w:eastAsia="Arial" w:hAnsi="Arial" w:cs="Arial"/>
-                <w:color w:val="000000"/>
-              </w:rPr>
-              <w:t>/</w:t>
+              <w:t>https://financialmodelingprep.com/stable/</w:t>
             </w:r>
           </w:p>
         </w:tc>
@@ -3751,32 +2956,7 @@
                 <w:rFonts w:ascii="Arial" w:eastAsia="Arial" w:hAnsi="Arial" w:cs="Arial"/>
                 <w:color w:val="000000"/>
               </w:rPr>
-              <w:t>API key as query parameter</w:t>
-            </w:r>
-            <w:proofErr w:type="gramStart"/>
-            <w:r>
-              <w:rPr>
-                <w:rFonts w:ascii="Arial" w:eastAsia="Arial" w:hAnsi="Arial" w:cs="Arial"/>
-                <w:color w:val="000000"/>
-              </w:rPr>
-              <w:t>: ?</w:t>
-            </w:r>
-            <w:proofErr w:type="spellStart"/>
-            <w:r>
-              <w:rPr>
-                <w:rFonts w:ascii="Arial" w:eastAsia="Arial" w:hAnsi="Arial" w:cs="Arial"/>
-                <w:color w:val="000000"/>
-              </w:rPr>
-              <w:t>apikey</w:t>
-            </w:r>
-            <w:proofErr w:type="spellEnd"/>
-            <w:proofErr w:type="gramEnd"/>
-            <w:r>
-              <w:rPr>
-                <w:rFonts w:ascii="Arial" w:eastAsia="Arial" w:hAnsi="Arial" w:cs="Arial"/>
-                <w:color w:val="000000"/>
-              </w:rPr>
-              <w:t>={FMP_API_KEY}</w:t>
+              <w:t>API key as query parameter: ?apikey={FMP_API_KEY}</w:t>
             </w:r>
           </w:p>
         </w:tc>
@@ -4150,14 +3330,7 @@
                 <w:rFonts w:ascii="Arial" w:eastAsia="Arial" w:hAnsi="Arial" w:cs="Arial"/>
                 <w:color w:val="000000"/>
               </w:rPr>
-              <w:t>claude-sonnet-4-</w:t>
-            </w:r>
-            <w:r>
-              <w:rPr>
-                <w:rFonts w:ascii="Arial" w:eastAsia="Arial" w:hAnsi="Arial" w:cs="Arial"/>
-                <w:color w:val="000000"/>
-              </w:rPr>
-              <w:t>6</w:t>
+              <w:t>claude-sonnet-4-6</w:t>
             </w:r>
           </w:p>
         </w:tc>
@@ -4343,39 +3516,7 @@
                 <w:rFonts w:ascii="Arial" w:eastAsia="Arial" w:hAnsi="Arial" w:cs="Arial"/>
                 <w:color w:val="000000"/>
               </w:rPr>
-              <w:t xml:space="preserve">Strict JSON: </w:t>
-            </w:r>
-            <w:proofErr w:type="gramStart"/>
-            <w:r>
-              <w:rPr>
-                <w:rFonts w:ascii="Arial" w:eastAsia="Arial" w:hAnsi="Arial" w:cs="Arial"/>
-                <w:color w:val="000000"/>
-              </w:rPr>
-              <w:t>{ signal</w:t>
-            </w:r>
-            <w:proofErr w:type="gramEnd"/>
-            <w:r>
-              <w:rPr>
-                <w:rFonts w:ascii="Arial" w:eastAsia="Arial" w:hAnsi="Arial" w:cs="Arial"/>
-                <w:color w:val="000000"/>
-              </w:rPr>
-              <w:t xml:space="preserve">, </w:t>
-            </w:r>
-            <w:proofErr w:type="gramStart"/>
-            <w:r>
-              <w:rPr>
-                <w:rFonts w:ascii="Arial" w:eastAsia="Arial" w:hAnsi="Arial" w:cs="Arial"/>
-                <w:color w:val="000000"/>
-              </w:rPr>
-              <w:t>summary }</w:t>
-            </w:r>
-            <w:proofErr w:type="gramEnd"/>
-            <w:r>
-              <w:rPr>
-                <w:rFonts w:ascii="Arial" w:eastAsia="Arial" w:hAnsi="Arial" w:cs="Arial"/>
-                <w:color w:val="000000"/>
-              </w:rPr>
-              <w:t xml:space="preserve"> — no markdown, no code blocks</w:t>
+              <w:t>Strict JSON: { signal, summary } — no markdown, no code blocks</w:t>
             </w:r>
           </w:p>
         </w:tc>
@@ -4561,23 +3702,7 @@
                 <w:rFonts w:ascii="Arial" w:eastAsia="Arial" w:hAnsi="Arial" w:cs="Arial"/>
                 <w:color w:val="000000"/>
               </w:rPr>
-              <w:t xml:space="preserve">ANTHROPIC_API_KEY </w:t>
-            </w:r>
-            <w:proofErr w:type="gramStart"/>
-            <w:r>
-              <w:rPr>
-                <w:rFonts w:ascii="Arial" w:eastAsia="Arial" w:hAnsi="Arial" w:cs="Arial"/>
-                <w:color w:val="000000"/>
-              </w:rPr>
-              <w:t>from .env</w:t>
-            </w:r>
-            <w:proofErr w:type="gramEnd"/>
-            <w:r>
-              <w:rPr>
-                <w:rFonts w:ascii="Arial" w:eastAsia="Arial" w:hAnsi="Arial" w:cs="Arial"/>
-                <w:color w:val="000000"/>
-              </w:rPr>
-              <w:t xml:space="preserve"> via config.py</w:t>
+              <w:t>ANTHROPIC_API_KEY from .env via config.py</w:t>
             </w:r>
           </w:p>
         </w:tc>
@@ -4999,23 +4124,7 @@
                 <w:rFonts w:ascii="Arial" w:eastAsia="Arial" w:hAnsi="Arial" w:cs="Arial"/>
                 <w:color w:val="000000"/>
               </w:rPr>
-              <w:t xml:space="preserve">WHEN one or more metrics cannot be retrieved after </w:t>
-            </w:r>
-            <w:proofErr w:type="gramStart"/>
-            <w:r>
-              <w:rPr>
-                <w:rFonts w:ascii="Arial" w:eastAsia="Arial" w:hAnsi="Arial" w:cs="Arial"/>
-                <w:color w:val="000000"/>
-              </w:rPr>
-              <w:t>retry</w:t>
-            </w:r>
-            <w:proofErr w:type="gramEnd"/>
-            <w:r>
-              <w:rPr>
-                <w:rFonts w:ascii="Arial" w:eastAsia="Arial" w:hAnsi="Arial" w:cs="Arial"/>
-                <w:color w:val="000000"/>
-              </w:rPr>
-              <w:t>, THE SYSTEM SHALL return a partial payload with the successfully collected metrics and set status to partial.</w:t>
+              <w:t>WHEN one or more metrics cannot be retrieved after retry, THE SYSTEM SHALL return a partial payload with the successfully collected metrics and set status to partial.</w:t>
             </w:r>
           </w:p>
         </w:tc>
@@ -5201,23 +4310,7 @@
                 <w:rFonts w:ascii="Arial" w:eastAsia="Arial" w:hAnsi="Arial" w:cs="Arial"/>
                 <w:color w:val="000000"/>
               </w:rPr>
-              <w:t xml:space="preserve">WHEN the agent completes successfully, THE SYSTEM SHALL return the payload to the </w:t>
-            </w:r>
-            <w:proofErr w:type="spellStart"/>
-            <w:r>
-              <w:rPr>
-                <w:rFonts w:ascii="Arial" w:eastAsia="Arial" w:hAnsi="Arial" w:cs="Arial"/>
-                <w:color w:val="000000"/>
-              </w:rPr>
-              <w:t>LangGraph</w:t>
-            </w:r>
-            <w:proofErr w:type="spellEnd"/>
-            <w:r>
-              <w:rPr>
-                <w:rFonts w:ascii="Arial" w:eastAsia="Arial" w:hAnsi="Arial" w:cs="Arial"/>
-                <w:color w:val="000000"/>
-              </w:rPr>
-              <w:t xml:space="preserve"> graph state so the Supervisor Agent can proceed.</w:t>
+              <w:t>WHEN the agent completes successfully, THE SYSTEM SHALL return the payload to the LangGraph graph state so the Supervisor Agent can proceed.</w:t>
             </w:r>
           </w:p>
         </w:tc>
@@ -5276,23 +4369,7 @@
           <w:sz w:val="22"/>
           <w:szCs w:val="22"/>
         </w:rPr>
-        <w:t>Agent code: backend/</w:t>
-      </w:r>
-      <w:r>
-        <w:rPr>
-          <w:rFonts w:ascii="Arial" w:eastAsia="Arial" w:hAnsi="Arial" w:cs="Arial"/>
-          <w:sz w:val="22"/>
-          <w:szCs w:val="22"/>
-        </w:rPr>
-        <w:t>app/</w:t>
-      </w:r>
-      <w:r>
-        <w:rPr>
-          <w:rFonts w:ascii="Arial" w:eastAsia="Arial" w:hAnsi="Arial" w:cs="Arial"/>
-          <w:sz w:val="22"/>
-          <w:szCs w:val="22"/>
-        </w:rPr>
-        <w:t>agents/fundamentals_agent.py</w:t>
+        <w:t>Agent code: backend/app/agents/fundamentals_agent.py</w:t>
       </w:r>
     </w:p>
     <w:p>
@@ -5322,23 +4399,13 @@
         </w:numPr>
         <w:spacing w:before="40" w:after="40"/>
       </w:pPr>
-      <w:proofErr w:type="spellStart"/>
       <w:r>
         <w:rPr>
           <w:rFonts w:ascii="Arial" w:eastAsia="Arial" w:hAnsi="Arial" w:cs="Arial"/>
           <w:sz w:val="22"/>
           <w:szCs w:val="22"/>
         </w:rPr>
-        <w:t>LangGraph</w:t>
-      </w:r>
-      <w:proofErr w:type="spellEnd"/>
-      <w:r>
-        <w:rPr>
-          <w:rFonts w:ascii="Arial" w:eastAsia="Arial" w:hAnsi="Arial" w:cs="Arial"/>
-          <w:sz w:val="22"/>
-          <w:szCs w:val="22"/>
-        </w:rPr>
-        <w:t xml:space="preserve"> wiring: backend/core/graph.py</w:t>
+        <w:t>LangGraph wiring: backend/core/graph.py</w:t>
       </w:r>
     </w:p>
     <w:p>
@@ -5370,23 +4437,13 @@
         </w:numPr>
         <w:spacing w:before="40" w:after="40"/>
       </w:pPr>
-      <w:proofErr w:type="spellStart"/>
       <w:r>
         <w:rPr>
           <w:rFonts w:ascii="Arial" w:eastAsia="Arial" w:hAnsi="Arial" w:cs="Arial"/>
           <w:sz w:val="22"/>
           <w:szCs w:val="22"/>
         </w:rPr>
-        <w:t>httpx</w:t>
-      </w:r>
-      <w:proofErr w:type="spellEnd"/>
-      <w:r>
-        <w:rPr>
-          <w:rFonts w:ascii="Arial" w:eastAsia="Arial" w:hAnsi="Arial" w:cs="Arial"/>
-          <w:sz w:val="22"/>
-          <w:szCs w:val="22"/>
-        </w:rPr>
-        <w:t xml:space="preserve"> — HTTP calls to FMP API</w:t>
+        <w:t>httpx — HTTP calls to FMP API</w:t>
       </w:r>
     </w:p>
     <w:p>
@@ -5404,36 +4461,8 @@
           <w:sz w:val="22"/>
           <w:szCs w:val="22"/>
         </w:rPr>
-        <w:t>python-</w:t>
-      </w:r>
-      <w:proofErr w:type="spellStart"/>
-      <w:r>
-        <w:rPr>
-          <w:rFonts w:ascii="Arial" w:eastAsia="Arial" w:hAnsi="Arial" w:cs="Arial"/>
-          <w:sz w:val="22"/>
-          <w:szCs w:val="22"/>
-        </w:rPr>
-        <w:t>dotenv</w:t>
-      </w:r>
-      <w:proofErr w:type="spellEnd"/>
-      <w:r>
-        <w:rPr>
-          <w:rFonts w:ascii="Arial" w:eastAsia="Arial" w:hAnsi="Arial" w:cs="Arial"/>
-          <w:sz w:val="22"/>
-          <w:szCs w:val="22"/>
-        </w:rPr>
-        <w:t xml:space="preserve"> — load FMP_API_KEY </w:t>
-      </w:r>
-      <w:proofErr w:type="gramStart"/>
-      <w:r>
-        <w:rPr>
-          <w:rFonts w:ascii="Arial" w:eastAsia="Arial" w:hAnsi="Arial" w:cs="Arial"/>
-          <w:sz w:val="22"/>
-          <w:szCs w:val="22"/>
-        </w:rPr>
-        <w:t>from .env</w:t>
-      </w:r>
-      <w:proofErr w:type="gramEnd"/>
+        <w:t>python-dotenv — load FMP_API_KEY from .env</w:t>
+      </w:r>
     </w:p>
     <w:p>
       <w:pPr>
@@ -5444,23 +4473,13 @@
         </w:numPr>
         <w:spacing w:before="40" w:after="40"/>
       </w:pPr>
-      <w:proofErr w:type="spellStart"/>
       <w:r>
         <w:rPr>
           <w:rFonts w:ascii="Arial" w:eastAsia="Arial" w:hAnsi="Arial" w:cs="Arial"/>
           <w:sz w:val="22"/>
           <w:szCs w:val="22"/>
         </w:rPr>
-        <w:t>pydantic</w:t>
-      </w:r>
-      <w:proofErr w:type="spellEnd"/>
-      <w:r>
-        <w:rPr>
-          <w:rFonts w:ascii="Arial" w:eastAsia="Arial" w:hAnsi="Arial" w:cs="Arial"/>
-          <w:sz w:val="22"/>
-          <w:szCs w:val="22"/>
-        </w:rPr>
-        <w:t xml:space="preserve"> — validate and structure the output payload</w:t>
+        <w:t>pydantic — validate and structure the output payload</w:t>
       </w:r>
     </w:p>
     <w:p>
@@ -5478,15 +4497,7 @@
           <w:sz w:val="22"/>
           <w:szCs w:val="22"/>
         </w:rPr>
-        <w:t>anthropic SDK directly</w:t>
-      </w:r>
-      <w:r>
-        <w:rPr>
-          <w:rFonts w:ascii="Arial" w:eastAsia="Arial" w:hAnsi="Arial" w:cs="Arial"/>
-          <w:sz w:val="22"/>
-          <w:szCs w:val="22"/>
-        </w:rPr>
-        <w:t xml:space="preserve"> — Claude LLM calls from the agent</w:t>
+        <w:t>anthropic SDK directly — Claude LLM calls from the agent</w:t>
       </w:r>
     </w:p>
     <w:p>
@@ -5498,41 +4509,13 @@
         </w:numPr>
         <w:spacing w:before="40" w:after="40"/>
       </w:pPr>
-      <w:proofErr w:type="spellStart"/>
       <w:r>
         <w:rPr>
           <w:rFonts w:ascii="Arial" w:eastAsia="Arial" w:hAnsi="Arial" w:cs="Arial"/>
           <w:sz w:val="22"/>
           <w:szCs w:val="22"/>
         </w:rPr>
-        <w:t>langgraph</w:t>
-      </w:r>
-      <w:proofErr w:type="spellEnd"/>
-      <w:r>
-        <w:rPr>
-          <w:rFonts w:ascii="Arial" w:eastAsia="Arial" w:hAnsi="Arial" w:cs="Arial"/>
-          <w:sz w:val="22"/>
-          <w:szCs w:val="22"/>
-        </w:rPr>
-        <w:t xml:space="preserve"> — agent is a node in the </w:t>
-      </w:r>
-      <w:proofErr w:type="spellStart"/>
-      <w:r>
-        <w:rPr>
-          <w:rFonts w:ascii="Arial" w:eastAsia="Arial" w:hAnsi="Arial" w:cs="Arial"/>
-          <w:sz w:val="22"/>
-          <w:szCs w:val="22"/>
-        </w:rPr>
-        <w:t>LangGraph</w:t>
-      </w:r>
-      <w:proofErr w:type="spellEnd"/>
-      <w:r>
-        <w:rPr>
-          <w:rFonts w:ascii="Arial" w:eastAsia="Arial" w:hAnsi="Arial" w:cs="Arial"/>
-          <w:sz w:val="22"/>
-          <w:szCs w:val="22"/>
-        </w:rPr>
-        <w:t xml:space="preserve"> graph</w:t>
+        <w:t>langgraph — agent is a node in the LangGraph graph</w:t>
       </w:r>
     </w:p>
     <w:p>
@@ -5627,25 +4610,7 @@
           <w:sz w:val="22"/>
           <w:szCs w:val="22"/>
         </w:rPr>
-        <w:t xml:space="preserve">Set up FMP_API_KEY </w:t>
-      </w:r>
-      <w:proofErr w:type="gramStart"/>
-      <w:r>
-        <w:rPr>
-          <w:rFonts w:ascii="Arial" w:eastAsia="Arial" w:hAnsi="Arial" w:cs="Arial"/>
-          <w:sz w:val="22"/>
-          <w:szCs w:val="22"/>
-        </w:rPr>
-        <w:t>in .env</w:t>
-      </w:r>
-      <w:proofErr w:type="gramEnd"/>
-      <w:r>
-        <w:rPr>
-          <w:rFonts w:ascii="Arial" w:eastAsia="Arial" w:hAnsi="Arial" w:cs="Arial"/>
-          <w:sz w:val="22"/>
-          <w:szCs w:val="22"/>
-        </w:rPr>
-        <w:t xml:space="preserve"> and config.py</w:t>
+        <w:t>Set up FMP_API_KEY in .env and config.py</w:t>
       </w:r>
     </w:p>
     <w:p>
@@ -5717,43 +4682,7 @@
           <w:sz w:val="22"/>
           <w:szCs w:val="22"/>
         </w:rPr>
-        <w:t xml:space="preserve">Define </w:t>
-      </w:r>
-      <w:proofErr w:type="spellStart"/>
-      <w:r>
-        <w:rPr>
-          <w:rFonts w:ascii="Arial" w:eastAsia="Arial" w:hAnsi="Arial" w:cs="Arial"/>
-          <w:sz w:val="22"/>
-          <w:szCs w:val="22"/>
-        </w:rPr>
-        <w:t>Pydantic</w:t>
-      </w:r>
-      <w:proofErr w:type="spellEnd"/>
-      <w:r>
-        <w:rPr>
-          <w:rFonts w:ascii="Arial" w:eastAsia="Arial" w:hAnsi="Arial" w:cs="Arial"/>
-          <w:sz w:val="22"/>
-          <w:szCs w:val="22"/>
-        </w:rPr>
-        <w:t xml:space="preserve"> </w:t>
-      </w:r>
-      <w:proofErr w:type="spellStart"/>
-      <w:r>
-        <w:rPr>
-          <w:rFonts w:ascii="Arial" w:eastAsia="Arial" w:hAnsi="Arial" w:cs="Arial"/>
-          <w:sz w:val="22"/>
-          <w:szCs w:val="22"/>
-        </w:rPr>
-        <w:t>AgentResult</w:t>
-      </w:r>
-      <w:proofErr w:type="spellEnd"/>
-      <w:r>
-        <w:rPr>
-          <w:rFonts w:ascii="Arial" w:eastAsia="Arial" w:hAnsi="Arial" w:cs="Arial"/>
-          <w:sz w:val="22"/>
-          <w:szCs w:val="22"/>
-        </w:rPr>
-        <w:t xml:space="preserve"> schema</w:t>
+        <w:t>Define Pydantic AgentResult schema</w:t>
       </w:r>
     </w:p>
     <w:p>
@@ -6108,23 +5037,7 @@
                 <w:rFonts w:ascii="Arial" w:eastAsia="Arial" w:hAnsi="Arial" w:cs="Arial"/>
                 <w:color w:val="000000"/>
               </w:rPr>
-              <w:t xml:space="preserve">Parallel is faster but uses more of the 250 daily call </w:t>
-            </w:r>
-            <w:proofErr w:type="gramStart"/>
-            <w:r>
-              <w:rPr>
-                <w:rFonts w:ascii="Arial" w:eastAsia="Arial" w:hAnsi="Arial" w:cs="Arial"/>
-                <w:color w:val="000000"/>
-              </w:rPr>
-              <w:t>budget</w:t>
-            </w:r>
-            <w:proofErr w:type="gramEnd"/>
-            <w:r>
-              <w:rPr>
-                <w:rFonts w:ascii="Arial" w:eastAsia="Arial" w:hAnsi="Arial" w:cs="Arial"/>
-                <w:color w:val="000000"/>
-              </w:rPr>
-              <w:t xml:space="preserve"> at once. Decide before implementation.</w:t>
+              <w:t>Parallel is faster but uses more of the 250 daily call budget at once. Decide before implementation.</w:t>
             </w:r>
           </w:p>
         </w:tc>
@@ -6159,34 +5072,34 @@
                 <w:rFonts w:ascii="Arial" w:eastAsia="Arial" w:hAnsi="Arial" w:cs="Arial"/>
                 <w:color w:val="000000"/>
               </w:rPr>
-              <w:t>How many insider trades to return?</w:t>
-            </w:r>
-          </w:p>
-        </w:tc>
-        <w:tc>
-          <w:tcPr>
-            <w:tcW w:w="4680" w:type="dxa"/>
-            <w:tcBorders>
-              <w:top w:val="single" w:sz="1" w:space="0" w:color="CCCCCC"/>
-              <w:left w:val="single" w:sz="1" w:space="0" w:color="CCCCCC"/>
-              <w:bottom w:val="single" w:sz="1" w:space="0" w:color="CCCCCC"/>
-              <w:right w:val="single" w:sz="1" w:space="0" w:color="CCCCCC"/>
-            </w:tcBorders>
-            <w:shd w:val="clear" w:color="auto" w:fill="FFFFFF"/>
-            <w:tcMar>
-              <w:top w:w="80" w:type="dxa"/>
-              <w:left w:w="120" w:type="dxa"/>
-              <w:bottom w:w="80" w:type="dxa"/>
-              <w:right w:w="120" w:type="dxa"/>
-            </w:tcMar>
-          </w:tcPr>
-          <w:p>
-            <w:r>
-              <w:rPr>
-                <w:rFonts w:ascii="Arial" w:eastAsia="Arial" w:hAnsi="Arial" w:cs="Arial"/>
-                <w:color w:val="000000"/>
-              </w:rPr>
-              <w:t>Return the 5 most recent by default. Adjust if needed.</w:t>
+              <w:t>Pydantic v1 or v2?</w:t>
+            </w:r>
+          </w:p>
+        </w:tc>
+        <w:tc>
+          <w:tcPr>
+            <w:tcW w:w="4680" w:type="dxa"/>
+            <w:tcBorders>
+              <w:top w:val="single" w:sz="1" w:space="0" w:color="CCCCCC"/>
+              <w:left w:val="single" w:sz="1" w:space="0" w:color="CCCCCC"/>
+              <w:bottom w:val="single" w:sz="1" w:space="0" w:color="CCCCCC"/>
+              <w:right w:val="single" w:sz="1" w:space="0" w:color="CCCCCC"/>
+            </w:tcBorders>
+            <w:shd w:val="clear" w:color="auto" w:fill="FFFFFF"/>
+            <w:tcMar>
+              <w:top w:w="80" w:type="dxa"/>
+              <w:left w:w="120" w:type="dxa"/>
+              <w:bottom w:w="80" w:type="dxa"/>
+              <w:right w:w="120" w:type="dxa"/>
+            </w:tcMar>
+          </w:tcPr>
+          <w:p>
+            <w:r>
+              <w:rPr>
+                <w:rFonts w:ascii="Arial" w:eastAsia="Arial" w:hAnsi="Arial" w:cs="Arial"/>
+                <w:color w:val="000000"/>
+              </w:rPr>
+              <w:t>FastAPI works best with Pydantic v2. Confirm before writing schemas.</w:t>
             </w:r>
           </w:p>
         </w:tc>
@@ -6216,73 +5129,39 @@
             </w:tcMar>
           </w:tcPr>
           <w:p>
-            <w:proofErr w:type="spellStart"/>
-            <w:r>
-              <w:rPr>
-                <w:rFonts w:ascii="Arial" w:eastAsia="Arial" w:hAnsi="Arial" w:cs="Arial"/>
-                <w:color w:val="000000"/>
-              </w:rPr>
-              <w:t>Pydantic</w:t>
-            </w:r>
-            <w:proofErr w:type="spellEnd"/>
-            <w:r>
-              <w:rPr>
-                <w:rFonts w:ascii="Arial" w:eastAsia="Arial" w:hAnsi="Arial" w:cs="Arial"/>
-                <w:color w:val="000000"/>
-              </w:rPr>
-              <w:t xml:space="preserve"> v1 or v2?</w:t>
-            </w:r>
-          </w:p>
-        </w:tc>
-        <w:tc>
-          <w:tcPr>
-            <w:tcW w:w="4680" w:type="dxa"/>
-            <w:tcBorders>
-              <w:top w:val="single" w:sz="1" w:space="0" w:color="CCCCCC"/>
-              <w:left w:val="single" w:sz="1" w:space="0" w:color="CCCCCC"/>
-              <w:bottom w:val="single" w:sz="1" w:space="0" w:color="CCCCCC"/>
-              <w:right w:val="single" w:sz="1" w:space="0" w:color="CCCCCC"/>
-            </w:tcBorders>
-            <w:shd w:val="clear" w:color="auto" w:fill="FFFFFF"/>
-            <w:tcMar>
-              <w:top w:w="80" w:type="dxa"/>
-              <w:left w:w="120" w:type="dxa"/>
-              <w:bottom w:w="80" w:type="dxa"/>
-              <w:right w:w="120" w:type="dxa"/>
-            </w:tcMar>
-          </w:tcPr>
-          <w:p>
-            <w:proofErr w:type="spellStart"/>
-            <w:r>
-              <w:rPr>
-                <w:rFonts w:ascii="Arial" w:eastAsia="Arial" w:hAnsi="Arial" w:cs="Arial"/>
-                <w:color w:val="000000"/>
-              </w:rPr>
-              <w:t>FastAPI</w:t>
-            </w:r>
-            <w:proofErr w:type="spellEnd"/>
-            <w:r>
-              <w:rPr>
-                <w:rFonts w:ascii="Arial" w:eastAsia="Arial" w:hAnsi="Arial" w:cs="Arial"/>
-                <w:color w:val="000000"/>
-              </w:rPr>
-              <w:t xml:space="preserve"> works best with </w:t>
-            </w:r>
-            <w:proofErr w:type="spellStart"/>
-            <w:r>
-              <w:rPr>
-                <w:rFonts w:ascii="Arial" w:eastAsia="Arial" w:hAnsi="Arial" w:cs="Arial"/>
-                <w:color w:val="000000"/>
-              </w:rPr>
-              <w:t>Pydantic</w:t>
-            </w:r>
-            <w:proofErr w:type="spellEnd"/>
-            <w:r>
-              <w:rPr>
-                <w:rFonts w:ascii="Arial" w:eastAsia="Arial" w:hAnsi="Arial" w:cs="Arial"/>
-                <w:color w:val="000000"/>
-              </w:rPr>
-              <w:t xml:space="preserve"> v2. Confirm before writing schemas.</w:t>
+            <w:r>
+              <w:rPr>
+                <w:rFonts w:ascii="Arial" w:eastAsia="Arial" w:hAnsi="Arial" w:cs="Arial"/>
+                <w:color w:val="000000"/>
+              </w:rPr>
+              <w:t>Timeout per API call?</w:t>
+            </w:r>
+          </w:p>
+        </w:tc>
+        <w:tc>
+          <w:tcPr>
+            <w:tcW w:w="4680" w:type="dxa"/>
+            <w:tcBorders>
+              <w:top w:val="single" w:sz="1" w:space="0" w:color="CCCCCC"/>
+              <w:left w:val="single" w:sz="1" w:space="0" w:color="CCCCCC"/>
+              <w:bottom w:val="single" w:sz="1" w:space="0" w:color="CCCCCC"/>
+              <w:right w:val="single" w:sz="1" w:space="0" w:color="CCCCCC"/>
+            </w:tcBorders>
+            <w:shd w:val="clear" w:color="auto" w:fill="FFFFFF"/>
+            <w:tcMar>
+              <w:top w:w="80" w:type="dxa"/>
+              <w:left w:w="120" w:type="dxa"/>
+              <w:bottom w:w="80" w:type="dxa"/>
+              <w:right w:w="120" w:type="dxa"/>
+            </w:tcMar>
+          </w:tcPr>
+          <w:p>
+            <w:r>
+              <w:rPr>
+                <w:rFonts w:ascii="Arial" w:eastAsia="Arial" w:hAnsi="Arial" w:cs="Arial"/>
+                <w:color w:val="000000"/>
+              </w:rPr>
+              <w:t>Suggest 10 second timeout per call to avoid hanging the pipeline.</w:t>
             </w:r>
           </w:p>
         </w:tc>
@@ -6317,34 +5196,34 @@
                 <w:rFonts w:ascii="Arial" w:eastAsia="Arial" w:hAnsi="Arial" w:cs="Arial"/>
                 <w:color w:val="000000"/>
               </w:rPr>
-              <w:t>Timeout per API call?</w:t>
-            </w:r>
-          </w:p>
-        </w:tc>
-        <w:tc>
-          <w:tcPr>
-            <w:tcW w:w="4680" w:type="dxa"/>
-            <w:tcBorders>
-              <w:top w:val="single" w:sz="1" w:space="0" w:color="CCCCCC"/>
-              <w:left w:val="single" w:sz="1" w:space="0" w:color="CCCCCC"/>
-              <w:bottom w:val="single" w:sz="1" w:space="0" w:color="CCCCCC"/>
-              <w:right w:val="single" w:sz="1" w:space="0" w:color="CCCCCC"/>
-            </w:tcBorders>
-            <w:shd w:val="clear" w:color="auto" w:fill="FFFFFF"/>
-            <w:tcMar>
-              <w:top w:w="80" w:type="dxa"/>
-              <w:left w:w="120" w:type="dxa"/>
-              <w:bottom w:w="80" w:type="dxa"/>
-              <w:right w:w="120" w:type="dxa"/>
-            </w:tcMar>
-          </w:tcPr>
-          <w:p>
-            <w:r>
-              <w:rPr>
-                <w:rFonts w:ascii="Arial" w:eastAsia="Arial" w:hAnsi="Arial" w:cs="Arial"/>
-                <w:color w:val="000000"/>
-              </w:rPr>
-              <w:t>Suggest 10 second timeout per call to avoid hanging the pipeline.</w:t>
+              <w:t>LLM prompt design?</w:t>
+            </w:r>
+          </w:p>
+        </w:tc>
+        <w:tc>
+          <w:tcPr>
+            <w:tcW w:w="4680" w:type="dxa"/>
+            <w:tcBorders>
+              <w:top w:val="single" w:sz="1" w:space="0" w:color="CCCCCC"/>
+              <w:left w:val="single" w:sz="1" w:space="0" w:color="CCCCCC"/>
+              <w:bottom w:val="single" w:sz="1" w:space="0" w:color="CCCCCC"/>
+              <w:right w:val="single" w:sz="1" w:space="0" w:color="CCCCCC"/>
+            </w:tcBorders>
+            <w:shd w:val="clear" w:color="auto" w:fill="FFFFFF"/>
+            <w:tcMar>
+              <w:top w:w="80" w:type="dxa"/>
+              <w:left w:w="120" w:type="dxa"/>
+              <w:bottom w:w="80" w:type="dxa"/>
+              <w:right w:w="120" w:type="dxa"/>
+            </w:tcMar>
+          </w:tcPr>
+          <w:p>
+            <w:r>
+              <w:rPr>
+                <w:rFonts w:ascii="Arial" w:eastAsia="Arial" w:hAnsi="Arial" w:cs="Arial"/>
+                <w:color w:val="000000"/>
+              </w:rPr>
+              <w:t>Decide the exact prompt structure sent to Claude — how to format raw FMP data and what output format to instruct the LLM to return.</w:t>
             </w:r>
           </w:p>
         </w:tc>
@@ -6379,68 +5258,6 @@
                 <w:rFonts w:ascii="Arial" w:eastAsia="Arial" w:hAnsi="Arial" w:cs="Arial"/>
                 <w:color w:val="000000"/>
               </w:rPr>
-              <w:t>LLM prompt design?</w:t>
-            </w:r>
-          </w:p>
-        </w:tc>
-        <w:tc>
-          <w:tcPr>
-            <w:tcW w:w="4680" w:type="dxa"/>
-            <w:tcBorders>
-              <w:top w:val="single" w:sz="1" w:space="0" w:color="CCCCCC"/>
-              <w:left w:val="single" w:sz="1" w:space="0" w:color="CCCCCC"/>
-              <w:bottom w:val="single" w:sz="1" w:space="0" w:color="CCCCCC"/>
-              <w:right w:val="single" w:sz="1" w:space="0" w:color="CCCCCC"/>
-            </w:tcBorders>
-            <w:shd w:val="clear" w:color="auto" w:fill="FFFFFF"/>
-            <w:tcMar>
-              <w:top w:w="80" w:type="dxa"/>
-              <w:left w:w="120" w:type="dxa"/>
-              <w:bottom w:w="80" w:type="dxa"/>
-              <w:right w:w="120" w:type="dxa"/>
-            </w:tcMar>
-          </w:tcPr>
-          <w:p>
-            <w:r>
-              <w:rPr>
-                <w:rFonts w:ascii="Arial" w:eastAsia="Arial" w:hAnsi="Arial" w:cs="Arial"/>
-                <w:color w:val="000000"/>
-              </w:rPr>
-              <w:t>Decide the exact prompt structure sent to Claude — how to format raw FMP data and what output format to instruct the LLM to return.</w:t>
-            </w:r>
-          </w:p>
-        </w:tc>
-      </w:tr>
-      <w:tr>
-        <w:tblPrEx>
-          <w:tblCellMar>
-            <w:top w:w="0" w:type="dxa"/>
-            <w:bottom w:w="0" w:type="dxa"/>
-          </w:tblCellMar>
-        </w:tblPrEx>
-        <w:tc>
-          <w:tcPr>
-            <w:tcW w:w="4680" w:type="dxa"/>
-            <w:tcBorders>
-              <w:top w:val="single" w:sz="1" w:space="0" w:color="CCCCCC"/>
-              <w:left w:val="single" w:sz="1" w:space="0" w:color="CCCCCC"/>
-              <w:bottom w:val="single" w:sz="1" w:space="0" w:color="CCCCCC"/>
-              <w:right w:val="single" w:sz="1" w:space="0" w:color="CCCCCC"/>
-            </w:tcBorders>
-            <w:shd w:val="clear" w:color="auto" w:fill="FFFFFF"/>
-            <w:tcMar>
-              <w:top w:w="80" w:type="dxa"/>
-              <w:left w:w="120" w:type="dxa"/>
-              <w:bottom w:w="80" w:type="dxa"/>
-              <w:right w:w="120" w:type="dxa"/>
-            </w:tcMar>
-          </w:tcPr>
-          <w:p>
-            <w:r>
-              <w:rPr>
-                <w:rFonts w:ascii="Arial" w:eastAsia="Arial" w:hAnsi="Arial" w:cs="Arial"/>
-                <w:color w:val="000000"/>
-              </w:rPr>
               <w:t>LLM output parsing?</w:t>
             </w:r>
           </w:p>
@@ -6493,23 +5310,7 @@
           <w:color w:val="888888"/>
         </w:rPr>
         <w:lastRenderedPageBreak/>
-        <w:t xml:space="preserve">End of Document — Living Document, update as decisions </w:t>
-      </w:r>
-      <w:proofErr w:type="gramStart"/>
-      <w:r>
-        <w:rPr>
-          <w:rFonts w:ascii="Arial" w:eastAsia="Arial" w:hAnsi="Arial" w:cs="Arial"/>
-          <w:color w:val="888888"/>
-        </w:rPr>
-        <w:t>are</w:t>
-      </w:r>
-      <w:proofErr w:type="gramEnd"/>
-      <w:r>
-        <w:rPr>
-          <w:rFonts w:ascii="Arial" w:eastAsia="Arial" w:hAnsi="Arial" w:cs="Arial"/>
-          <w:color w:val="888888"/>
-        </w:rPr>
-        <w:t xml:space="preserve"> made</w:t>
+        <w:t>End of Document — Living Document, update as decisions are made</w:t>
       </w:r>
     </w:p>
     <w:sectPr>
